--- a/docassemble/AKA2JBranding/data/templates/parents_agree_content.docx
+++ b/docassemble/AKA2JBranding/data/templates/parents_agree_content.docx
@@ -615,7 +615,7 @@
         <w:t xml:space="preserve"> </w:t>
       </w:r>
       <w:r>
-        <w:t>voluntary,</w:t>
+        <w:t>voluntary</w:t>
       </w:r>
       <w:r>
         <w:t xml:space="preserve"> </w:t>
@@ -657,7 +657,13 @@
         <w:t xml:space="preserve">. </w:t>
       </w:r>
       <w:r>
-        <w:t>No one else, like a judge or the mediator decides for you.</w:t>
+        <w:t>No one else, like a judge or the mediator</w:t>
+      </w:r>
+      <w:r>
+        <w:t>,</w:t>
+      </w:r>
+      <w:r>
+        <w:t xml:space="preserve"> decides for you.</w:t>
       </w:r>
       <w:r>
         <w:t xml:space="preserve"> </w:t>
